--- a/latex-resume.docx
+++ b/latex-resume.docx
@@ -92,8 +92,16 @@
           <w:rPr>
             <w:spacing w:val="-4"/>
           </w:rPr>
-          <w:t>linkedin.com/in/codex-mohan</w:t>
+          <w:t>linkedin.com/in/codex-</w:t>
         </w:r>
+        <w:proofErr w:type="spellStart"/>
+        <w:r>
+          <w:rPr>
+            <w:spacing w:val="-4"/>
+          </w:rPr>
+          <w:t>mohan</w:t>
+        </w:r>
+        <w:proofErr w:type="spellEnd"/>
       </w:hyperlink>
       <w:r>
         <w:rPr>
@@ -122,8 +130,16 @@
           <w:rPr>
             <w:spacing w:val="-4"/>
           </w:rPr>
-          <w:t>github.com/codex-mohan</w:t>
+          <w:t>github.com/codex-</w:t>
         </w:r>
+        <w:proofErr w:type="spellStart"/>
+        <w:r>
+          <w:rPr>
+            <w:spacing w:val="-4"/>
+          </w:rPr>
+          <w:t>mohan</w:t>
+        </w:r>
+        <w:proofErr w:type="spellEnd"/>
       </w:hyperlink>
     </w:p>
     <w:p>
@@ -210,7 +226,7 @@
           </mc:Choice>
           <mc:Fallback>
             <w:pict>
-              <v:shape w14:anchorId="39460F25" id="Graphic 1" o:spid="_x0000_s1026" style="position:absolute;margin-left:36pt;margin-top:18.95pt;width:540pt;height:.1pt;z-index:-15728640;visibility:visible;mso-wrap-style:square;mso-wrap-distance-left:0;mso-wrap-distance-top:0;mso-wrap-distance-right:0;mso-wrap-distance-bottom:0;mso-position-horizontal:absolute;mso-position-horizontal-relative:page;mso-position-vertical:absolute;mso-position-vertical-relative:text;v-text-anchor:top" coordsize="6858000,1270" o:gfxdata="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" path="m,l6858000,e" filled="f" strokeweight=".14039mm">
+              <v:shape w14:anchorId="22FD1F0B" id="Graphic 1" o:spid="_x0000_s1026" style="position:absolute;margin-left:36pt;margin-top:18.95pt;width:540pt;height:.1pt;z-index:-15728640;visibility:visible;mso-wrap-style:square;mso-wrap-distance-left:0;mso-wrap-distance-top:0;mso-wrap-distance-right:0;mso-wrap-distance-bottom:0;mso-position-horizontal:absolute;mso-position-horizontal-relative:page;mso-position-vertical:absolute;mso-position-vertical-relative:text;v-text-anchor:top" coordsize="6858000,1270" o:gfxdata="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" path="m,l6858000,e" filled="f" strokeweight=".14039mm">
                 <v:path arrowok="t"/>
                 <w10:wrap type="topAndBottom" anchorx="page"/>
               </v:shape>
@@ -731,12 +747,21 @@
         </w:rPr>
         <w:t xml:space="preserve"> </w:t>
       </w:r>
-      <w:r>
-        <w:rPr>
-          <w:spacing w:val="-2"/>
-          <w:sz w:val="20"/>
-        </w:rPr>
-        <w:t>PyTorch,</w:t>
+      <w:proofErr w:type="spellStart"/>
+      <w:r>
+        <w:rPr>
+          <w:spacing w:val="-2"/>
+          <w:sz w:val="20"/>
+        </w:rPr>
+        <w:t>PyTorch</w:t>
+      </w:r>
+      <w:proofErr w:type="spellEnd"/>
+      <w:r>
+        <w:rPr>
+          <w:spacing w:val="-2"/>
+          <w:sz w:val="20"/>
+        </w:rPr>
+        <w:t>,</w:t>
       </w:r>
       <w:r>
         <w:rPr>
@@ -745,12 +770,21 @@
         </w:rPr>
         <w:t xml:space="preserve"> </w:t>
       </w:r>
-      <w:r>
-        <w:rPr>
-          <w:spacing w:val="-2"/>
-          <w:sz w:val="20"/>
-        </w:rPr>
-        <w:t>FastAPI,</w:t>
+      <w:proofErr w:type="spellStart"/>
+      <w:r>
+        <w:rPr>
+          <w:spacing w:val="-2"/>
+          <w:sz w:val="20"/>
+        </w:rPr>
+        <w:t>FastAPI</w:t>
+      </w:r>
+      <w:proofErr w:type="spellEnd"/>
+      <w:r>
+        <w:rPr>
+          <w:spacing w:val="-2"/>
+          <w:sz w:val="20"/>
+        </w:rPr>
+        <w:t>,</w:t>
       </w:r>
       <w:r>
         <w:rPr>
@@ -1109,7 +1143,7 @@
           </mc:Choice>
           <mc:Fallback>
             <w:pict>
-              <v:shape w14:anchorId="4D4D3E14" id="Graphic 2" o:spid="_x0000_s1026" style="position:absolute;margin-left:36pt;margin-top:18.9pt;width:540pt;height:.1pt;z-index:-15728128;visibility:visible;mso-wrap-style:square;mso-wrap-distance-left:0;mso-wrap-distance-top:0;mso-wrap-distance-right:0;mso-wrap-distance-bottom:0;mso-position-horizontal:absolute;mso-position-horizontal-relative:page;mso-position-vertical:absolute;mso-position-vertical-relative:text;v-text-anchor:top" coordsize="6858000,1270" o:gfxdata="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" path="m,l6858000,e" filled="f" strokeweight=".14039mm">
+              <v:shape w14:anchorId="30A04CB4" id="Graphic 2" o:spid="_x0000_s1026" style="position:absolute;margin-left:36pt;margin-top:18.9pt;width:540pt;height:.1pt;z-index:-15728128;visibility:visible;mso-wrap-style:square;mso-wrap-distance-left:0;mso-wrap-distance-top:0;mso-wrap-distance-right:0;mso-wrap-distance-bottom:0;mso-position-horizontal:absolute;mso-position-horizontal-relative:page;mso-position-vertical:absolute;mso-position-vertical-relative:text;v-text-anchor:top" coordsize="6858000,1270" o:gfxdata="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" path="m,l6858000,e" filled="f" strokeweight=".14039mm">
                 <v:path arrowok="t"/>
                 <w10:wrap type="topAndBottom" anchorx="page"/>
               </v:shape>
@@ -1250,11 +1284,19 @@
         </w:rPr>
         <w:t xml:space="preserve"> </w:t>
       </w:r>
-      <w:r>
-        <w:rPr>
-          <w:spacing w:val="-2"/>
-        </w:rPr>
-        <w:t>PyTorch,</w:t>
+      <w:proofErr w:type="spellStart"/>
+      <w:r>
+        <w:rPr>
+          <w:spacing w:val="-2"/>
+        </w:rPr>
+        <w:t>PyTorch</w:t>
+      </w:r>
+      <w:proofErr w:type="spellEnd"/>
+      <w:r>
+        <w:rPr>
+          <w:spacing w:val="-2"/>
+        </w:rPr>
+        <w:t>,</w:t>
       </w:r>
       <w:r>
         <w:rPr>
@@ -1262,11 +1304,19 @@
         </w:rPr>
         <w:t xml:space="preserve"> </w:t>
       </w:r>
-      <w:r>
-        <w:rPr>
-          <w:spacing w:val="-2"/>
-        </w:rPr>
-        <w:t>LangChain,</w:t>
+      <w:proofErr w:type="spellStart"/>
+      <w:r>
+        <w:rPr>
+          <w:spacing w:val="-2"/>
+        </w:rPr>
+        <w:t>LangChain</w:t>
+      </w:r>
+      <w:proofErr w:type="spellEnd"/>
+      <w:r>
+        <w:rPr>
+          <w:spacing w:val="-2"/>
+        </w:rPr>
+        <w:t>,</w:t>
       </w:r>
       <w:r>
         <w:rPr>
@@ -1274,11 +1324,19 @@
         </w:rPr>
         <w:t xml:space="preserve"> </w:t>
       </w:r>
-      <w:r>
-        <w:rPr>
-          <w:spacing w:val="-2"/>
-        </w:rPr>
-        <w:t>LangGraph,</w:t>
+      <w:proofErr w:type="spellStart"/>
+      <w:r>
+        <w:rPr>
+          <w:spacing w:val="-2"/>
+        </w:rPr>
+        <w:t>LangGraph</w:t>
+      </w:r>
+      <w:proofErr w:type="spellEnd"/>
+      <w:r>
+        <w:rPr>
+          <w:spacing w:val="-2"/>
+        </w:rPr>
+        <w:t>,</w:t>
       </w:r>
       <w:r>
         <w:rPr>
@@ -1286,11 +1344,19 @@
         </w:rPr>
         <w:t xml:space="preserve"> </w:t>
       </w:r>
-      <w:r>
-        <w:rPr>
-          <w:spacing w:val="-2"/>
-        </w:rPr>
-        <w:t>PydanticAI,</w:t>
+      <w:proofErr w:type="spellStart"/>
+      <w:r>
+        <w:rPr>
+          <w:spacing w:val="-2"/>
+        </w:rPr>
+        <w:t>PydanticAI</w:t>
+      </w:r>
+      <w:proofErr w:type="spellEnd"/>
+      <w:r>
+        <w:rPr>
+          <w:spacing w:val="-2"/>
+        </w:rPr>
+        <w:t>,</w:t>
       </w:r>
       <w:r>
         <w:rPr>
@@ -1376,11 +1442,19 @@
         </w:rPr>
         <w:t xml:space="preserve"> </w:t>
       </w:r>
-      <w:r>
-        <w:rPr>
-          <w:spacing w:val="-2"/>
-        </w:rPr>
-        <w:t>FastAPI,</w:t>
+      <w:proofErr w:type="spellStart"/>
+      <w:r>
+        <w:rPr>
+          <w:spacing w:val="-2"/>
+        </w:rPr>
+        <w:t>FastAPI</w:t>
+      </w:r>
+      <w:proofErr w:type="spellEnd"/>
+      <w:r>
+        <w:rPr>
+          <w:spacing w:val="-2"/>
+        </w:rPr>
+        <w:t>,</w:t>
       </w:r>
       <w:r>
         <w:rPr>
@@ -1436,11 +1510,19 @@
         </w:rPr>
         <w:t xml:space="preserve"> </w:t>
       </w:r>
-      <w:r>
-        <w:rPr>
-          <w:spacing w:val="-2"/>
-        </w:rPr>
-        <w:t>SurrealDB,</w:t>
+      <w:proofErr w:type="spellStart"/>
+      <w:r>
+        <w:rPr>
+          <w:spacing w:val="-2"/>
+        </w:rPr>
+        <w:t>SurrealDB</w:t>
+      </w:r>
+      <w:proofErr w:type="spellEnd"/>
+      <w:r>
+        <w:rPr>
+          <w:spacing w:val="-2"/>
+        </w:rPr>
+        <w:t>,</w:t>
       </w:r>
       <w:r>
         <w:rPr>
@@ -1520,7 +1602,21 @@
         <w:rPr>
           <w:spacing w:val="-2"/>
         </w:rPr>
-        <w:t>v4, Shadcn/UI,</w:t>
+        <w:t xml:space="preserve">v4, </w:t>
+      </w:r>
+      <w:proofErr w:type="spellStart"/>
+      <w:r>
+        <w:rPr>
+          <w:spacing w:val="-2"/>
+        </w:rPr>
+        <w:t>Shadcn</w:t>
+      </w:r>
+      <w:proofErr w:type="spellEnd"/>
+      <w:r>
+        <w:rPr>
+          <w:spacing w:val="-2"/>
+        </w:rPr>
+        <w:t>/UI,</w:t>
       </w:r>
       <w:r>
         <w:rPr>
@@ -1642,7 +1738,21 @@
         <w:rPr>
           <w:sz w:val="18"/>
         </w:rPr>
-        <w:t>(WandB),</w:t>
+        <w:t>(</w:t>
+      </w:r>
+      <w:proofErr w:type="spellStart"/>
+      <w:r>
+        <w:rPr>
+          <w:sz w:val="18"/>
+        </w:rPr>
+        <w:t>WandB</w:t>
+      </w:r>
+      <w:proofErr w:type="spellEnd"/>
+      <w:r>
+        <w:rPr>
+          <w:sz w:val="18"/>
+        </w:rPr>
+        <w:t>),</w:t>
       </w:r>
       <w:r>
         <w:rPr>
@@ -1651,6 +1761,7 @@
         </w:rPr>
         <w:t xml:space="preserve"> </w:t>
       </w:r>
+      <w:proofErr w:type="spellStart"/>
       <w:r>
         <w:rPr>
           <w:spacing w:val="-2"/>
@@ -1658,6 +1769,7 @@
         </w:rPr>
         <w:t>TensorBoard</w:t>
       </w:r>
+      <w:proofErr w:type="spellEnd"/>
     </w:p>
     <w:p>
       <w:pPr>
@@ -1741,7 +1853,7 @@
           </mc:Choice>
           <mc:Fallback>
             <w:pict>
-              <v:shape w14:anchorId="2861C4F0" id="Graphic 3" o:spid="_x0000_s1026" style="position:absolute;margin-left:36pt;margin-top:18.9pt;width:540pt;height:.1pt;z-index:-15727616;visibility:visible;mso-wrap-style:square;mso-wrap-distance-left:0;mso-wrap-distance-top:0;mso-wrap-distance-right:0;mso-wrap-distance-bottom:0;mso-position-horizontal:absolute;mso-position-horizontal-relative:page;mso-position-vertical:absolute;mso-position-vertical-relative:text;v-text-anchor:top" coordsize="6858000,1270" o:gfxdata="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" path="m,l6858000,e" filled="f" strokeweight=".14039mm">
+              <v:shape w14:anchorId="579734CD" id="Graphic 3" o:spid="_x0000_s1026" style="position:absolute;margin-left:36pt;margin-top:18.9pt;width:540pt;height:.1pt;z-index:-15727616;visibility:visible;mso-wrap-style:square;mso-wrap-distance-left:0;mso-wrap-distance-top:0;mso-wrap-distance-right:0;mso-wrap-distance-bottom:0;mso-position-horizontal:absolute;mso-position-horizontal-relative:page;mso-position-vertical:absolute;mso-position-vertical-relative:text;v-text-anchor:top" coordsize="6858000,1270" o:gfxdata="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" path="m,l6858000,e" filled="f" strokeweight=".14039mm">
                 <v:path arrowok="t"/>
                 <w10:wrap type="topAndBottom" anchorx="page"/>
               </v:shape>
@@ -2175,7 +2287,23 @@
           <w:spacing w:val="-2"/>
           <w:sz w:val="18"/>
         </w:rPr>
-        <w:t>(MoE)</w:t>
+        <w:t>(</w:t>
+      </w:r>
+      <w:proofErr w:type="spellStart"/>
+      <w:r>
+        <w:rPr>
+          <w:spacing w:val="-2"/>
+          <w:sz w:val="18"/>
+        </w:rPr>
+        <w:t>MoE</w:t>
+      </w:r>
+      <w:proofErr w:type="spellEnd"/>
+      <w:r>
+        <w:rPr>
+          <w:spacing w:val="-2"/>
+          <w:sz w:val="18"/>
+        </w:rPr>
+        <w:t>)</w:t>
       </w:r>
       <w:r>
         <w:rPr>
@@ -2950,7 +3078,7 @@
           </mc:Choice>
           <mc:Fallback>
             <w:pict>
-              <v:shape w14:anchorId="6B564293" id="Graphic 4" o:spid="_x0000_s1026" style="position:absolute;margin-left:36pt;margin-top:18.95pt;width:540pt;height:.1pt;z-index:-15727104;visibility:visible;mso-wrap-style:square;mso-wrap-distance-left:0;mso-wrap-distance-top:0;mso-wrap-distance-right:0;mso-wrap-distance-bottom:0;mso-position-horizontal:absolute;mso-position-horizontal-relative:page;mso-position-vertical:absolute;mso-position-vertical-relative:text;v-text-anchor:top" coordsize="6858000,1270" o:gfxdata="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" path="m,l6858000,e" filled="f" strokeweight=".14039mm">
+              <v:shape w14:anchorId="0D320CDB" id="Graphic 4" o:spid="_x0000_s1026" style="position:absolute;margin-left:36pt;margin-top:18.95pt;width:540pt;height:.1pt;z-index:-15727104;visibility:visible;mso-wrap-style:square;mso-wrap-distance-left:0;mso-wrap-distance-top:0;mso-wrap-distance-right:0;mso-wrap-distance-bottom:0;mso-position-horizontal:absolute;mso-position-horizontal-relative:page;mso-position-vertical:absolute;mso-position-vertical-relative:text;v-text-anchor:top" coordsize="6858000,1270" o:gfxdata="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" path="m,l6858000,e" filled="f" strokeweight=".14039mm">
                 <v:path arrowok="t"/>
                 <w10:wrap type="topAndBottom" anchorx="page"/>
               </v:shape>
@@ -3031,12 +3159,14 @@
           <w:tab w:val="left" w:pos="9076"/>
         </w:tabs>
       </w:pPr>
+      <w:proofErr w:type="spellStart"/>
       <w:r>
         <w:rPr>
           <w:spacing w:val="-4"/>
         </w:rPr>
         <w:t>HonoJs</w:t>
       </w:r>
+      <w:proofErr w:type="spellEnd"/>
       <w:r>
         <w:rPr>
           <w:spacing w:val="-4"/>
@@ -3049,18 +3179,28 @@
         </w:rPr>
         <w:t xml:space="preserve"> </w:t>
       </w:r>
+      <w:proofErr w:type="spellStart"/>
       <w:r>
         <w:rPr>
           <w:spacing w:val="-4"/>
         </w:rPr>
         <w:t>LangGraph</w:t>
       </w:r>
-      <w:r>
-        <w:rPr>
-          <w:spacing w:val="-4"/>
-        </w:rPr>
-        <w:t>, Langchain</w:t>
-      </w:r>
+      <w:proofErr w:type="spellEnd"/>
+      <w:r>
+        <w:rPr>
+          <w:spacing w:val="-4"/>
+        </w:rPr>
+        <w:t xml:space="preserve">, </w:t>
+      </w:r>
+      <w:proofErr w:type="spellStart"/>
+      <w:r>
+        <w:rPr>
+          <w:spacing w:val="-4"/>
+        </w:rPr>
+        <w:t>Langchain</w:t>
+      </w:r>
+      <w:proofErr w:type="spellEnd"/>
       <w:r>
         <w:rPr>
           <w:spacing w:val="-4"/>
@@ -3085,18 +3225,34 @@
         </w:rPr>
         <w:t xml:space="preserve"> </w:t>
       </w:r>
-      <w:r>
-        <w:rPr>
-          <w:spacing w:val="-4"/>
-        </w:rPr>
-        <w:t>Shadcn/UI</w:t>
-      </w:r>
-      <w:r>
-        <w:rPr>
-          <w:spacing w:val="-4"/>
-        </w:rPr>
-        <w:t>, Qdrant</w:t>
-      </w:r>
+      <w:proofErr w:type="spellStart"/>
+      <w:r>
+        <w:rPr>
+          <w:spacing w:val="-4"/>
+        </w:rPr>
+        <w:t>Shadcn</w:t>
+      </w:r>
+      <w:proofErr w:type="spellEnd"/>
+      <w:r>
+        <w:rPr>
+          <w:spacing w:val="-4"/>
+        </w:rPr>
+        <w:t>/UI</w:t>
+      </w:r>
+      <w:r>
+        <w:rPr>
+          <w:spacing w:val="-4"/>
+        </w:rPr>
+        <w:t xml:space="preserve">, </w:t>
+      </w:r>
+      <w:proofErr w:type="spellStart"/>
+      <w:r>
+        <w:rPr>
+          <w:spacing w:val="-4"/>
+        </w:rPr>
+        <w:t>Qdrant</w:t>
+      </w:r>
+      <w:proofErr w:type="spellEnd"/>
       <w:r>
         <w:tab/>
       </w:r>
@@ -3130,7 +3286,63 @@
         <w:rPr>
           <w:sz w:val="18"/>
         </w:rPr>
-        <w:t>Horizon is a full-stack agentic AI platform that bridges large language models with local operating systems. Built with Next.js 16 and a LangGraph-powered backend, it enables users to execute system commands, automate browser interactions, manage files, and run code through natural conversation. Features multi-model support (OpenAI, Anthropic, Groq, Gemini, Ollama) and multi-modal capabilities including file attachments and image analysis. The architecture employs a stateful agent graph with human-in-the-loop tool approvals, persistent memory via Qdrant vector database, and containerized code execution for security.</w:t>
+        <w:t xml:space="preserve">Horizon is a full-stack agentic AI platform that bridges large language models with local operating systems. Built with Next.js 16 and a </w:t>
+      </w:r>
+      <w:proofErr w:type="spellStart"/>
+      <w:r>
+        <w:rPr>
+          <w:sz w:val="18"/>
+        </w:rPr>
+        <w:t>LangGraph</w:t>
+      </w:r>
+      <w:proofErr w:type="spellEnd"/>
+      <w:r>
+        <w:rPr>
+          <w:sz w:val="18"/>
+        </w:rPr>
+        <w:t xml:space="preserve">-powered backend, it enables users to execute system commands, automate browser interactions, manage files, and run code through natural conversation. Features multi-model support (OpenAI, Anthropic, </w:t>
+      </w:r>
+      <w:proofErr w:type="spellStart"/>
+      <w:r>
+        <w:rPr>
+          <w:sz w:val="18"/>
+        </w:rPr>
+        <w:t>Groq</w:t>
+      </w:r>
+      <w:proofErr w:type="spellEnd"/>
+      <w:r>
+        <w:rPr>
+          <w:sz w:val="18"/>
+        </w:rPr>
+        <w:t xml:space="preserve">, Gemini, </w:t>
+      </w:r>
+      <w:proofErr w:type="spellStart"/>
+      <w:r>
+        <w:rPr>
+          <w:sz w:val="18"/>
+        </w:rPr>
+        <w:t>Ollama</w:t>
+      </w:r>
+      <w:proofErr w:type="spellEnd"/>
+      <w:r>
+        <w:rPr>
+          <w:sz w:val="18"/>
+        </w:rPr>
+        <w:t xml:space="preserve">) and multi-modal capabilities including file attachments and image analysis. The architecture employs a stateful agent graph with human-in-the-loop tool approvals, persistent memory via </w:t>
+      </w:r>
+      <w:proofErr w:type="spellStart"/>
+      <w:r>
+        <w:rPr>
+          <w:sz w:val="18"/>
+        </w:rPr>
+        <w:t>Qdrant</w:t>
+      </w:r>
+      <w:proofErr w:type="spellEnd"/>
+      <w:r>
+        <w:rPr>
+          <w:sz w:val="18"/>
+        </w:rPr>
+        <w:t xml:space="preserve"> vector database, and containerized code execution for security.</w:t>
       </w:r>
     </w:p>
     <w:p>
@@ -3157,9 +3369,11 @@
           <w:b w:val="0"/>
         </w:rPr>
       </w:pPr>
+      <w:proofErr w:type="spellStart"/>
       <w:r>
         <w:t>NeuroArt</w:t>
       </w:r>
+      <w:proofErr w:type="spellEnd"/>
       <w:r>
         <w:rPr>
           <w:spacing w:val="-4"/>
@@ -3212,11 +3426,7 @@
         <w:tab/>
       </w:r>
       <w:r>
-        <w:rPr>
-          <w:b w:val="0"/>
-          <w:spacing w:val="-2"/>
-        </w:rPr>
-        <w:t>Ongoing</w:t>
+        <w:t>Completed</w:t>
       </w:r>
     </w:p>
     <w:p>
@@ -3238,11 +3448,19 @@
         </w:rPr>
         <w:t xml:space="preserve"> </w:t>
       </w:r>
-      <w:r>
-        <w:rPr>
-          <w:spacing w:val="-4"/>
-        </w:rPr>
-        <w:t>ComfyUI,</w:t>
+      <w:proofErr w:type="spellStart"/>
+      <w:r>
+        <w:rPr>
+          <w:spacing w:val="-4"/>
+        </w:rPr>
+        <w:t>ComfyUI</w:t>
+      </w:r>
+      <w:proofErr w:type="spellEnd"/>
+      <w:r>
+        <w:rPr>
+          <w:spacing w:val="-4"/>
+        </w:rPr>
+        <w:t>,</w:t>
       </w:r>
       <w:r>
         <w:rPr>
@@ -3250,11 +3468,19 @@
         </w:rPr>
         <w:t xml:space="preserve"> </w:t>
       </w:r>
-      <w:r>
-        <w:rPr>
-          <w:spacing w:val="-4"/>
-        </w:rPr>
-        <w:t>PyTorch,</w:t>
+      <w:proofErr w:type="spellStart"/>
+      <w:r>
+        <w:rPr>
+          <w:spacing w:val="-4"/>
+        </w:rPr>
+        <w:t>PyTorch</w:t>
+      </w:r>
+      <w:proofErr w:type="spellEnd"/>
+      <w:r>
+        <w:rPr>
+          <w:spacing w:val="-4"/>
+        </w:rPr>
+        <w:t>,</w:t>
       </w:r>
       <w:r>
         <w:rPr>
@@ -3262,11 +3488,19 @@
         </w:rPr>
         <w:t xml:space="preserve"> </w:t>
       </w:r>
-      <w:r>
-        <w:rPr>
-          <w:spacing w:val="-4"/>
-        </w:rPr>
-        <w:t>FastAPI,</w:t>
+      <w:proofErr w:type="spellStart"/>
+      <w:r>
+        <w:rPr>
+          <w:spacing w:val="-4"/>
+        </w:rPr>
+        <w:t>FastAPI</w:t>
+      </w:r>
+      <w:proofErr w:type="spellEnd"/>
+      <w:r>
+        <w:rPr>
+          <w:spacing w:val="-4"/>
+        </w:rPr>
+        <w:t>,</w:t>
       </w:r>
       <w:r>
         <w:rPr>
@@ -3388,6 +3622,7 @@
         </w:rPr>
         <w:t xml:space="preserve"> </w:t>
       </w:r>
+      <w:proofErr w:type="spellStart"/>
       <w:r>
         <w:rPr>
           <w:spacing w:val="-2"/>
@@ -3395,6 +3630,7 @@
         </w:rPr>
         <w:t>ComfyUI</w:t>
       </w:r>
+      <w:proofErr w:type="spellEnd"/>
       <w:r>
         <w:rPr>
           <w:spacing w:val="-5"/>
@@ -3752,6 +3988,7 @@
         </w:rPr>
         <w:t xml:space="preserve"> </w:t>
       </w:r>
+      <w:proofErr w:type="spellStart"/>
       <w:r>
         <w:rPr>
           <w:spacing w:val="-2"/>
@@ -3759,6 +3996,7 @@
         </w:rPr>
         <w:t>DiT</w:t>
       </w:r>
+      <w:proofErr w:type="spellEnd"/>
       <w:r>
         <w:rPr>
           <w:spacing w:val="-5"/>
@@ -4039,9 +4277,11 @@
           <w:b w:val="0"/>
         </w:rPr>
       </w:pPr>
+      <w:proofErr w:type="spellStart"/>
       <w:r>
         <w:t>Novaflow</w:t>
       </w:r>
+      <w:proofErr w:type="spellEnd"/>
       <w:r>
         <w:rPr>
           <w:spacing w:val="-11"/>
@@ -4153,24 +4393,34 @@
         </w:rPr>
         <w:t xml:space="preserve"> </w:t>
       </w:r>
-      <w:r>
-        <w:rPr>
-          <w:spacing w:val="-4"/>
-        </w:rPr>
-        <w:t>Ollama,</w:t>
-      </w:r>
-      <w:r>
-        <w:rPr>
-          <w:spacing w:val="-2"/>
-        </w:rPr>
-        <w:t xml:space="preserve"> </w:t>
-      </w:r>
+      <w:proofErr w:type="spellStart"/>
+      <w:r>
+        <w:rPr>
+          <w:spacing w:val="-4"/>
+        </w:rPr>
+        <w:t>Ollama</w:t>
+      </w:r>
+      <w:proofErr w:type="spellEnd"/>
+      <w:r>
+        <w:rPr>
+          <w:spacing w:val="-4"/>
+        </w:rPr>
+        <w:t>,</w:t>
+      </w:r>
+      <w:r>
+        <w:rPr>
+          <w:spacing w:val="-2"/>
+        </w:rPr>
+        <w:t xml:space="preserve"> </w:t>
+      </w:r>
+      <w:proofErr w:type="spellStart"/>
       <w:r>
         <w:rPr>
           <w:spacing w:val="-4"/>
         </w:rPr>
         <w:t>SurrealDB</w:t>
       </w:r>
+      <w:proofErr w:type="spellEnd"/>
       <w:r>
         <w:tab/>
       </w:r>
@@ -4558,6 +4808,7 @@
         </w:rPr>
         <w:t xml:space="preserve"> </w:t>
       </w:r>
+      <w:proofErr w:type="spellStart"/>
       <w:r>
         <w:rPr>
           <w:spacing w:val="-2"/>
@@ -4565,6 +4816,7 @@
         </w:rPr>
         <w:t>SurrealDB</w:t>
       </w:r>
+      <w:proofErr w:type="spellEnd"/>
       <w:r>
         <w:rPr>
           <w:spacing w:val="-4"/>
@@ -4625,9 +4877,11 @@
           <w:b w:val="0"/>
         </w:rPr>
       </w:pPr>
+      <w:proofErr w:type="spellStart"/>
       <w:r>
         <w:t>Inscrypt</w:t>
       </w:r>
+      <w:proofErr w:type="spellEnd"/>
       <w:r>
         <w:rPr>
           <w:spacing w:val="-10"/>
@@ -4772,13 +5026,409 @@
           <w:sz w:val="18"/>
         </w:rPr>
         <w:lastRenderedPageBreak/>
-        <w:t xml:space="preserve">Implemented a novel ”cascading encryption” scheme, stacking multiple algorithms for enhanced security, supporting over 20 </w:t>
+        <w:t xml:space="preserve">Implemented a </w:t>
+      </w:r>
+      <w:proofErr w:type="gramStart"/>
+      <w:r>
+        <w:rPr>
+          <w:spacing w:val="-2"/>
+          <w:sz w:val="18"/>
+        </w:rPr>
+        <w:t>novel ”cascading</w:t>
+      </w:r>
+      <w:proofErr w:type="gramEnd"/>
+      <w:r>
+        <w:rPr>
+          <w:spacing w:val="-2"/>
+          <w:sz w:val="18"/>
+        </w:rPr>
+        <w:t xml:space="preserve"> encryption” scheme, stacking multiple algorithms for enhanced security, supporting over 20 </w:t>
       </w:r>
       <w:r>
         <w:rPr>
           <w:sz w:val="18"/>
         </w:rPr>
         <w:t>encryption and 15 hashing algorithms.</w:t>
+      </w:r>
+    </w:p>
+    <w:p>
+      <w:pPr>
+        <w:pStyle w:val="ListParagraph"/>
+        <w:spacing w:line="242" w:lineRule="auto"/>
+        <w:rPr>
+          <w:sz w:val="18"/>
+        </w:rPr>
+      </w:pPr>
+    </w:p>
+    <w:p>
+      <w:pPr>
+        <w:pStyle w:val="ListParagraph"/>
+        <w:spacing w:line="242" w:lineRule="auto"/>
+        <w:rPr>
+          <w:sz w:val="18"/>
+        </w:rPr>
+      </w:pPr>
+    </w:p>
+    <w:p>
+      <w:pPr>
+        <w:pStyle w:val="Heading2"/>
+        <w:tabs>
+          <w:tab w:val="left" w:pos="9726"/>
+        </w:tabs>
+        <w:spacing w:before="169"/>
+        <w:ind w:left="8640" w:hanging="8425"/>
+        <w:rPr>
+          <w:b w:val="0"/>
+        </w:rPr>
+      </w:pPr>
+      <w:r>
+        <w:t>Spectra – Polyglot AI Agent Framework</w:t>
+      </w:r>
+      <w:r>
+        <w:tab/>
+      </w:r>
+      <w:r>
+        <w:rPr>
+          <w:b w:val="0"/>
+          <w:spacing w:val="-2"/>
+        </w:rPr>
+        <w:t>Completed</w:t>
+      </w:r>
+      <w:r>
+        <w:rPr>
+          <w:b w:val="0"/>
+          <w:spacing w:val="-2"/>
+        </w:rPr>
+        <w:t xml:space="preserve"> </w:t>
+      </w:r>
+      <w:r>
+        <w:rPr>
+          <w:b w:val="0"/>
+          <w:spacing w:val="-2"/>
+        </w:rPr>
+        <w:t>(maintained)</w:t>
+      </w:r>
+    </w:p>
+    <w:p>
+      <w:pPr>
+        <w:pStyle w:val="Heading3"/>
+        <w:tabs>
+          <w:tab w:val="left" w:pos="9987"/>
+        </w:tabs>
+        <w:ind w:left="215"/>
+      </w:pPr>
+      <w:r>
+        <w:t xml:space="preserve">Rust, TypeScript, Python, Tokio, Zod, Anthropic SDK, OpenAI SDK, </w:t>
+      </w:r>
+      <w:proofErr w:type="spellStart"/>
+      <w:r>
+        <w:t>Turborepo</w:t>
+      </w:r>
+      <w:proofErr w:type="spellEnd"/>
+      <w:r>
+        <w:t xml:space="preserve">, </w:t>
+      </w:r>
+      <w:proofErr w:type="spellStart"/>
+      <w:r>
+        <w:t>pnpm</w:t>
+      </w:r>
+      <w:proofErr w:type="spellEnd"/>
+      <w:r>
+        <w:t>, Cargo</w:t>
+      </w:r>
+      <w:r>
+        <w:t xml:space="preserve">                                 </w:t>
+      </w:r>
+      <w:r>
+        <w:t xml:space="preserve"> </w:t>
+      </w:r>
+      <w:r>
+        <w:rPr>
+          <w:spacing w:val="-2"/>
+        </w:rPr>
+        <w:t>AI</w:t>
+      </w:r>
+      <w:r>
+        <w:rPr>
+          <w:spacing w:val="-2"/>
+        </w:rPr>
+        <w:t xml:space="preserve"> Framework</w:t>
+      </w:r>
+    </w:p>
+    <w:p>
+      <w:pPr>
+        <w:pStyle w:val="ListParagraph"/>
+        <w:numPr>
+          <w:ilvl w:val="0"/>
+          <w:numId w:val="1"/>
+        </w:numPr>
+        <w:tabs>
+          <w:tab w:val="left" w:pos="535"/>
+        </w:tabs>
+        <w:spacing w:before="43" w:line="242" w:lineRule="auto"/>
+        <w:ind w:right="760"/>
+        <w:rPr>
+          <w:sz w:val="18"/>
+        </w:rPr>
+      </w:pPr>
+      <w:r>
+        <w:rPr>
+          <w:sz w:val="18"/>
+        </w:rPr>
+        <w:t xml:space="preserve">Architected a </w:t>
+      </w:r>
+      <w:proofErr w:type="spellStart"/>
+      <w:r>
+        <w:rPr>
+          <w:sz w:val="18"/>
+        </w:rPr>
+        <w:t>monorepo</w:t>
+      </w:r>
+      <w:proofErr w:type="spellEnd"/>
+      <w:r>
+        <w:rPr>
+          <w:sz w:val="18"/>
+        </w:rPr>
+        <w:t xml:space="preserve">-scale AI agent framework with three complete, independent native SDKs (Rust, TypeScript, </w:t>
+      </w:r>
+      <w:proofErr w:type="gramStart"/>
+      <w:r>
+        <w:rPr>
+          <w:sz w:val="18"/>
+        </w:rPr>
+        <w:t>Python</w:t>
+      </w:r>
+      <w:r>
+        <w:rPr>
+          <w:sz w:val="18"/>
+        </w:rPr>
+        <w:t>(</w:t>
+      </w:r>
+      <w:proofErr w:type="gramEnd"/>
+      <w:r>
+        <w:rPr>
+          <w:sz w:val="18"/>
+        </w:rPr>
+        <w:t>to be made)</w:t>
+      </w:r>
+      <w:r>
+        <w:rPr>
+          <w:sz w:val="18"/>
+        </w:rPr>
+        <w:t>) — each implementing the full API surface natively, establishing a rare polyglot-first design pattern.</w:t>
+      </w:r>
+    </w:p>
+    <w:p>
+      <w:pPr>
+        <w:pStyle w:val="ListParagraph"/>
+        <w:numPr>
+          <w:ilvl w:val="0"/>
+          <w:numId w:val="1"/>
+        </w:numPr>
+        <w:tabs>
+          <w:tab w:val="left" w:pos="535"/>
+        </w:tabs>
+        <w:spacing w:before="43" w:line="242" w:lineRule="auto"/>
+        <w:ind w:right="760"/>
+        <w:rPr>
+          <w:sz w:val="18"/>
+        </w:rPr>
+      </w:pPr>
+      <w:r>
+        <w:rPr>
+          <w:sz w:val="18"/>
+        </w:rPr>
+        <w:t>Engineered streaming LLM infrastructure with SSE parsing and real-time delta accumulation across all three SDKs, supporting Anthropic and OpenAI providers with a provider-agnostic abstraction.</w:t>
+      </w:r>
+    </w:p>
+    <w:p>
+      <w:pPr>
+        <w:pStyle w:val="ListParagraph"/>
+        <w:numPr>
+          <w:ilvl w:val="0"/>
+          <w:numId w:val="1"/>
+        </w:numPr>
+        <w:tabs>
+          <w:tab w:val="left" w:pos="535"/>
+        </w:tabs>
+        <w:spacing w:before="43" w:line="242" w:lineRule="auto"/>
+        <w:ind w:right="760"/>
+        <w:rPr>
+          <w:sz w:val="18"/>
+        </w:rPr>
+      </w:pPr>
+      <w:r>
+        <w:rPr>
+          <w:sz w:val="18"/>
+        </w:rPr>
+        <w:t xml:space="preserve">Scale anywhere philosophy – use primitives for small projects, use production ready functions like load balancing, </w:t>
+      </w:r>
+      <w:proofErr w:type="spellStart"/>
+      <w:r>
+        <w:rPr>
+          <w:sz w:val="18"/>
+        </w:rPr>
+        <w:t>redis</w:t>
+      </w:r>
+      <w:proofErr w:type="spellEnd"/>
+      <w:r>
+        <w:rPr>
+          <w:sz w:val="18"/>
+        </w:rPr>
+        <w:t xml:space="preserve"> session caching, rate limiting when you want to scale to production environment.</w:t>
+      </w:r>
+    </w:p>
+    <w:p>
+      <w:pPr>
+        <w:pStyle w:val="ListParagraph"/>
+        <w:numPr>
+          <w:ilvl w:val="0"/>
+          <w:numId w:val="1"/>
+        </w:numPr>
+        <w:tabs>
+          <w:tab w:val="left" w:pos="535"/>
+        </w:tabs>
+        <w:spacing w:before="43" w:line="242" w:lineRule="auto"/>
+        <w:ind w:right="760"/>
+        <w:rPr>
+          <w:sz w:val="18"/>
+        </w:rPr>
+      </w:pPr>
+      <w:r>
+        <w:rPr>
+          <w:sz w:val="18"/>
+        </w:rPr>
+        <w:t xml:space="preserve"> Built a composable tool execution system with parallel/sequential dispatch, schema-validated arguments, and extensible hook pipelines, following trait-based design in Rust and class-based patterns in TypeScript.</w:t>
+      </w:r>
+    </w:p>
+    <w:p>
+      <w:pPr>
+        <w:pStyle w:val="ListParagraph"/>
+        <w:numPr>
+          <w:ilvl w:val="0"/>
+          <w:numId w:val="1"/>
+        </w:numPr>
+        <w:tabs>
+          <w:tab w:val="left" w:pos="535"/>
+        </w:tabs>
+        <w:spacing w:before="43" w:line="242" w:lineRule="auto"/>
+        <w:ind w:right="760"/>
+        <w:rPr>
+          <w:sz w:val="18"/>
+        </w:rPr>
+      </w:pPr>
+      <w:r>
+        <w:rPr>
+          <w:sz w:val="18"/>
+        </w:rPr>
+        <w:t xml:space="preserve">Built Spectra code – A full-fledged, feature rich TUI based coding agent like Claude code built using the Spectra’s TS SDK. It supports </w:t>
+      </w:r>
+      <w:proofErr w:type="spellStart"/>
+      <w:r>
+        <w:rPr>
+          <w:sz w:val="18"/>
+        </w:rPr>
+        <w:t>upto</w:t>
+      </w:r>
+      <w:proofErr w:type="spellEnd"/>
+      <w:r>
+        <w:rPr>
+          <w:sz w:val="18"/>
+        </w:rPr>
+        <w:t xml:space="preserve"> 250+ model from several provider, has robust session management, </w:t>
+      </w:r>
+      <w:proofErr w:type="gramStart"/>
+      <w:r>
+        <w:rPr>
+          <w:sz w:val="18"/>
+        </w:rPr>
+        <w:t>filesystem based</w:t>
+      </w:r>
+      <w:proofErr w:type="gramEnd"/>
+      <w:r>
+        <w:rPr>
+          <w:sz w:val="18"/>
+        </w:rPr>
+        <w:t xml:space="preserve"> checkpointing, dynamic context injection, and full compatibility with skills and MCPs</w:t>
+      </w:r>
+    </w:p>
+    <w:p>
+      <w:pPr>
+        <w:pStyle w:val="ListParagraph"/>
+        <w:numPr>
+          <w:ilvl w:val="0"/>
+          <w:numId w:val="1"/>
+        </w:numPr>
+        <w:tabs>
+          <w:tab w:val="left" w:pos="535"/>
+        </w:tabs>
+        <w:spacing w:before="43" w:line="242" w:lineRule="auto"/>
+        <w:ind w:right="760"/>
+        <w:rPr>
+          <w:sz w:val="18"/>
+        </w:rPr>
+      </w:pPr>
+      <w:r>
+        <w:rPr>
+          <w:sz w:val="18"/>
+        </w:rPr>
+        <w:t xml:space="preserve"> Orchestrated cross-language </w:t>
+      </w:r>
+      <w:proofErr w:type="spellStart"/>
+      <w:r>
+        <w:rPr>
+          <w:sz w:val="18"/>
+        </w:rPr>
+        <w:t>monorepo</w:t>
+      </w:r>
+      <w:proofErr w:type="spellEnd"/>
+      <w:r>
+        <w:rPr>
+          <w:sz w:val="18"/>
+        </w:rPr>
+        <w:t xml:space="preserve"> builds using </w:t>
+      </w:r>
+      <w:proofErr w:type="spellStart"/>
+      <w:r>
+        <w:rPr>
+          <w:sz w:val="18"/>
+        </w:rPr>
+        <w:t>Turborepo</w:t>
+      </w:r>
+      <w:proofErr w:type="spellEnd"/>
+      <w:r>
+        <w:rPr>
+          <w:sz w:val="18"/>
+        </w:rPr>
+        <w:t xml:space="preserve">, </w:t>
+      </w:r>
+      <w:proofErr w:type="spellStart"/>
+      <w:r>
+        <w:rPr>
+          <w:sz w:val="18"/>
+        </w:rPr>
+        <w:t>pnpm</w:t>
+      </w:r>
+      <w:proofErr w:type="spellEnd"/>
+      <w:r>
+        <w:rPr>
+          <w:sz w:val="18"/>
+        </w:rPr>
+        <w:t xml:space="preserve"> workspaces, and Cargo workspace with unified CI/CD, while enforcing Rust zero-unsafe policy and </w:t>
+      </w:r>
+      <w:proofErr w:type="spellStart"/>
+      <w:r>
+        <w:rPr>
+          <w:sz w:val="18"/>
+        </w:rPr>
+        <w:t>rustls</w:t>
+      </w:r>
+      <w:proofErr w:type="spellEnd"/>
+      <w:r>
+        <w:rPr>
+          <w:sz w:val="18"/>
+        </w:rPr>
+        <w:t>-only dependencies for production-grade security and performance.</w:t>
       </w:r>
     </w:p>
     <w:p>
@@ -4873,7 +5523,7 @@
           </mc:Choice>
           <mc:Fallback>
             <w:pict>
-              <v:shape w14:anchorId="78BB42A7" id="Graphic 5" o:spid="_x0000_s1026" style="position:absolute;margin-left:36pt;margin-top:25.15pt;width:540pt;height:.1pt;z-index:-15726592;visibility:visible;mso-wrap-style:square;mso-wrap-distance-left:0;mso-wrap-distance-top:0;mso-wrap-distance-right:0;mso-wrap-distance-bottom:0;mso-position-horizontal:absolute;mso-position-horizontal-relative:page;mso-position-vertical:absolute;mso-position-vertical-relative:text;v-text-anchor:top" coordsize="6858000,1270" o:gfxdata="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" path="m,l6858000,e" filled="f" strokeweight=".14039mm">
+              <v:shape w14:anchorId="3C75CCCE" id="Graphic 5" o:spid="_x0000_s1026" style="position:absolute;margin-left:36pt;margin-top:25.15pt;width:540pt;height:.1pt;z-index:-15726592;visibility:visible;mso-wrap-style:square;mso-wrap-distance-left:0;mso-wrap-distance-top:0;mso-wrap-distance-right:0;mso-wrap-distance-bottom:0;mso-position-horizontal:absolute;mso-position-horizontal-relative:page;mso-position-vertical:absolute;mso-position-vertical-relative:text;v-text-anchor:top" coordsize="6858000,1270" o:gfxdata="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" path="m,l6858000,e" filled="f" strokeweight=".14039mm">
                 <v:path arrowok="t"/>
                 <w10:wrap type="topAndBottom" anchorx="page"/>
               </v:shape>
@@ -5025,6 +5675,8 @@
           <w:sz w:val="20"/>
         </w:rPr>
       </w:pPr>
+      <w:proofErr w:type="spellStart"/>
+      <w:proofErr w:type="gramStart"/>
       <w:r>
         <w:rPr>
           <w:i/>
@@ -5033,6 +5685,8 @@
         </w:rPr>
         <w:t>B.Tech</w:t>
       </w:r>
+      <w:proofErr w:type="spellEnd"/>
+      <w:proofErr w:type="gramEnd"/>
       <w:r>
         <w:rPr>
           <w:i/>
@@ -5769,6 +6423,7 @@
   <w:style w:type="paragraph" w:styleId="Heading2">
     <w:name w:val="heading 2"/>
     <w:basedOn w:val="Normal"/>
+    <w:link w:val="Heading2Char"/>
     <w:uiPriority w:val="9"/>
     <w:unhideWhenUsed/>
     <w:qFormat/>
@@ -5787,6 +6442,7 @@
   <w:style w:type="paragraph" w:styleId="Heading3">
     <w:name w:val="heading 3"/>
     <w:basedOn w:val="Normal"/>
+    <w:link w:val="Heading3Char"/>
     <w:uiPriority w:val="9"/>
     <w:unhideWhenUsed/>
     <w:qFormat/>
@@ -5873,6 +6529,34 @@
     <w:basedOn w:val="Normal"/>
     <w:uiPriority w:val="1"/>
     <w:qFormat/>
+  </w:style>
+  <w:style w:type="character" w:customStyle="1" w:styleId="Heading2Char">
+    <w:name w:val="Heading 2 Char"/>
+    <w:basedOn w:val="DefaultParagraphFont"/>
+    <w:link w:val="Heading2"/>
+    <w:uiPriority w:val="9"/>
+    <w:rsid w:val="00B145AC"/>
+    <w:rPr>
+      <w:rFonts w:ascii="Roboto" w:eastAsia="Roboto" w:hAnsi="Roboto" w:cs="Roboto"/>
+      <w:b/>
+      <w:bCs/>
+      <w:sz w:val="20"/>
+      <w:szCs w:val="20"/>
+    </w:rPr>
+  </w:style>
+  <w:style w:type="character" w:customStyle="1" w:styleId="Heading3Char">
+    <w:name w:val="Heading 3 Char"/>
+    <w:basedOn w:val="DefaultParagraphFont"/>
+    <w:link w:val="Heading3"/>
+    <w:uiPriority w:val="9"/>
+    <w:rsid w:val="00B145AC"/>
+    <w:rPr>
+      <w:rFonts w:ascii="Roboto" w:eastAsia="Roboto" w:hAnsi="Roboto" w:cs="Roboto"/>
+      <w:i/>
+      <w:iCs/>
+      <w:sz w:val="20"/>
+      <w:szCs w:val="20"/>
+    </w:rPr>
   </w:style>
 </w:styles>
 </file>
